--- a/Задание1_Мищенко.docx
+++ b/Задание1_Мищенко.docx
@@ -7,8 +7,6 @@
         <w:jc w:val="center"/>
         <w:rPr>
           <w:rStyle w:val="af"/>
-          <w:b/>
-          <w:bCs/>
           <w:i w:val="0"/>
           <w:iCs w:val="0"/>
           <w:sz w:val="28"/>
@@ -18,8 +16,6 @@
       <w:r>
         <w:rPr>
           <w:rStyle w:val="af"/>
-          <w:b/>
-          <w:bCs/>
           <w:i w:val="0"/>
           <w:iCs w:val="0"/>
           <w:sz w:val="28"/>
@@ -44,8 +40,6 @@
         <w:jc w:val="center"/>
         <w:rPr>
           <w:rStyle w:val="af"/>
-          <w:b/>
-          <w:bCs/>
           <w:i w:val="0"/>
           <w:iCs w:val="0"/>
           <w:sz w:val="28"/>
@@ -55,26 +49,12 @@
       <w:r>
         <w:rPr>
           <w:rStyle w:val="af"/>
-          <w:b/>
-          <w:bCs/>
-          <w:i w:val="0"/>
-          <w:iCs w:val="0"/>
-          <w:sz w:val="28"/>
-          <w:szCs w:val="28"/>
-        </w:rPr>
-        <w:t xml:space="preserve">Задание 1. </w:t>
-      </w:r>
-      <w:r>
-        <w:rPr>
-          <w:rStyle w:val="af"/>
-          <w:b/>
-          <w:bCs/>
-          <w:i w:val="0"/>
-          <w:iCs w:val="0"/>
-          <w:sz w:val="28"/>
-          <w:szCs w:val="28"/>
-        </w:rPr>
-        <w:t>Описание темы дипломного проекта</w:t>
+          <w:i w:val="0"/>
+          <w:iCs w:val="0"/>
+          <w:sz w:val="28"/>
+          <w:szCs w:val="28"/>
+        </w:rPr>
+        <w:t>Задание 1. Описание темы дипломного проекта</w:t>
       </w:r>
     </w:p>
     <w:p>
@@ -102,24 +82,12 @@
       <w:r>
         <w:rPr>
           <w:rStyle w:val="af"/>
-          <w:b/>
-          <w:bCs/>
-          <w:i w:val="0"/>
-          <w:iCs w:val="0"/>
-          <w:sz w:val="28"/>
-          <w:szCs w:val="28"/>
-        </w:rPr>
-        <w:t>Тема:</w:t>
-      </w:r>
-      <w:r>
-        <w:rPr>
-          <w:rStyle w:val="af"/>
-          <w:i w:val="0"/>
-          <w:iCs w:val="0"/>
-          <w:sz w:val="28"/>
-          <w:szCs w:val="28"/>
-        </w:rPr>
-        <w:t xml:space="preserve"> Разработка веб-приложения для автоматизированной анонимизации персональных данных</w:t>
+          <w:i w:val="0"/>
+          <w:iCs w:val="0"/>
+          <w:sz w:val="28"/>
+          <w:szCs w:val="28"/>
+        </w:rPr>
+        <w:t>Тема: Разработка веб-приложения для автоматизированной анонимизации персональных данных</w:t>
       </w:r>
       <w:r>
         <w:rPr>
@@ -137,8 +105,6 @@
         <w:ind w:firstLine="709"/>
         <w:rPr>
           <w:rStyle w:val="af"/>
-          <w:b/>
-          <w:bCs/>
           <w:i w:val="0"/>
           <w:iCs w:val="0"/>
           <w:sz w:val="28"/>
@@ -148,27 +114,12 @@
       <w:r>
         <w:rPr>
           <w:rStyle w:val="af"/>
-          <w:b/>
-          <w:bCs/>
-          <w:i w:val="0"/>
-          <w:iCs w:val="0"/>
-          <w:sz w:val="28"/>
-          <w:szCs w:val="28"/>
-        </w:rPr>
-        <w:t>Актуальность</w:t>
-      </w:r>
-      <w:r>
-        <w:rPr>
-          <w:rStyle w:val="af"/>
-          <w:b/>
-          <w:bCs/>
-          <w:i w:val="0"/>
-          <w:iCs w:val="0"/>
-          <w:sz w:val="28"/>
-          <w:szCs w:val="28"/>
-          <w:lang w:val="en-US"/>
-        </w:rPr>
-        <w:t>:</w:t>
+          <w:i w:val="0"/>
+          <w:iCs w:val="0"/>
+          <w:sz w:val="28"/>
+          <w:szCs w:val="28"/>
+        </w:rPr>
+        <w:t>Актуальность:</w:t>
       </w:r>
     </w:p>
     <w:p>
@@ -198,8 +149,6 @@
         <w:ind w:firstLine="709"/>
         <w:rPr>
           <w:rStyle w:val="af"/>
-          <w:b/>
-          <w:bCs/>
           <w:i w:val="0"/>
           <w:iCs w:val="0"/>
           <w:sz w:val="28"/>
@@ -209,26 +158,12 @@
       <w:r>
         <w:rPr>
           <w:rStyle w:val="af"/>
-          <w:b/>
-          <w:bCs/>
-          <w:i w:val="0"/>
-          <w:iCs w:val="0"/>
-          <w:sz w:val="28"/>
-          <w:szCs w:val="28"/>
-        </w:rPr>
-        <w:t>Целевая аудитория</w:t>
-      </w:r>
-      <w:r>
-        <w:rPr>
-          <w:rStyle w:val="af"/>
-          <w:b/>
-          <w:bCs/>
-          <w:i w:val="0"/>
-          <w:iCs w:val="0"/>
-          <w:sz w:val="28"/>
-          <w:szCs w:val="28"/>
-        </w:rPr>
-        <w:t>:</w:t>
+          <w:i w:val="0"/>
+          <w:iCs w:val="0"/>
+          <w:sz w:val="28"/>
+          <w:szCs w:val="28"/>
+        </w:rPr>
+        <w:t>Целевая аудитория:</w:t>
       </w:r>
     </w:p>
     <w:p>
@@ -250,97 +185,7 @@
           <w:sz w:val="28"/>
           <w:szCs w:val="28"/>
         </w:rPr>
-        <w:t xml:space="preserve">1. </w:t>
-      </w:r>
-      <w:r>
-        <w:rPr>
-          <w:rStyle w:val="af"/>
-          <w:i w:val="0"/>
-          <w:iCs w:val="0"/>
-          <w:sz w:val="28"/>
-          <w:szCs w:val="28"/>
-        </w:rPr>
-        <w:t>Специалисты по информационной безопасности</w:t>
-      </w:r>
-      <w:r>
-        <w:rPr>
-          <w:rStyle w:val="af"/>
-          <w:i w:val="0"/>
-          <w:iCs w:val="0"/>
-          <w:sz w:val="28"/>
-          <w:szCs w:val="28"/>
-        </w:rPr>
-        <w:t xml:space="preserve"> </w:t>
-      </w:r>
-      <w:r>
-        <w:rPr>
-          <w:rStyle w:val="af"/>
-          <w:i w:val="0"/>
-          <w:iCs w:val="0"/>
-          <w:sz w:val="28"/>
-          <w:szCs w:val="28"/>
-        </w:rPr>
-        <w:t>– для быстрой подготовки тестов</w:t>
-      </w:r>
-      <w:r>
-        <w:rPr>
-          <w:rStyle w:val="af"/>
-          <w:i w:val="0"/>
-          <w:iCs w:val="0"/>
-          <w:sz w:val="28"/>
-          <w:szCs w:val="28"/>
-        </w:rPr>
-        <w:t>ой</w:t>
-      </w:r>
-      <w:r>
-        <w:rPr>
-          <w:rStyle w:val="af"/>
-          <w:i w:val="0"/>
-          <w:iCs w:val="0"/>
-          <w:sz w:val="28"/>
-          <w:szCs w:val="28"/>
-        </w:rPr>
-        <w:t xml:space="preserve"> сред</w:t>
-      </w:r>
-      <w:r>
-        <w:rPr>
-          <w:rStyle w:val="af"/>
-          <w:i w:val="0"/>
-          <w:iCs w:val="0"/>
-          <w:sz w:val="28"/>
-          <w:szCs w:val="28"/>
-        </w:rPr>
-        <w:t>ы</w:t>
-      </w:r>
-      <w:r>
-        <w:rPr>
-          <w:rStyle w:val="af"/>
-          <w:i w:val="0"/>
-          <w:iCs w:val="0"/>
-          <w:sz w:val="28"/>
-          <w:szCs w:val="28"/>
-        </w:rPr>
-        <w:t xml:space="preserve"> и демонстрационных наборов данных без нарушения политик</w:t>
-      </w:r>
-      <w:r>
-        <w:rPr>
-          <w:rStyle w:val="af"/>
-          <w:i w:val="0"/>
-          <w:iCs w:val="0"/>
-          <w:sz w:val="28"/>
-          <w:szCs w:val="28"/>
-        </w:rPr>
-        <w:t>и</w:t>
-      </w:r>
-      <w:r>
-        <w:rPr>
-          <w:rStyle w:val="af"/>
-          <w:i w:val="0"/>
-          <w:iCs w:val="0"/>
-          <w:sz w:val="28"/>
-          <w:szCs w:val="28"/>
-        </w:rPr>
-        <w:t xml:space="preserve"> конфиденциальности.</w:t>
+        <w:t>1. Специалисты по информационной безопасности – для быстрой подготовки тестовой среды и демонстрационных наборов данных без нарушения политики конфиденциальности.</w:t>
       </w:r>
     </w:p>
     <w:p>
@@ -362,17 +207,7 @@
           <w:sz w:val="28"/>
           <w:szCs w:val="28"/>
         </w:rPr>
-        <w:t xml:space="preserve">2. </w:t>
-      </w:r>
-      <w:r>
-        <w:rPr>
-          <w:rStyle w:val="af"/>
-          <w:i w:val="0"/>
-          <w:iCs w:val="0"/>
-          <w:sz w:val="28"/>
-          <w:szCs w:val="28"/>
-        </w:rPr>
-        <w:t>Аналитики данных и Data Scientists – для безопасного использования реальных данных в исследовательских и учебных задачах.</w:t>
+        <w:t>2. Аналитики данных и Data Scientists – для безопасного использования реальных данных в исследовательских и учебных задачах.</w:t>
       </w:r>
     </w:p>
     <w:p>
@@ -394,17 +229,7 @@
           <w:sz w:val="28"/>
           <w:szCs w:val="28"/>
         </w:rPr>
-        <w:t xml:space="preserve">3. </w:t>
-      </w:r>
-      <w:r>
-        <w:rPr>
-          <w:rStyle w:val="af"/>
-          <w:i w:val="0"/>
-          <w:iCs w:val="0"/>
-          <w:sz w:val="28"/>
-          <w:szCs w:val="28"/>
-        </w:rPr>
-        <w:t>Разработчики и QA</w:t>
+        <w:t>3. Разработчики и QA</w:t>
       </w:r>
       <w:r>
         <w:rPr>
@@ -446,17 +271,8 @@
           <w:sz w:val="28"/>
           <w:szCs w:val="28"/>
         </w:rPr>
-        <w:t xml:space="preserve">4. </w:t>
-      </w:r>
-      <w:r>
-        <w:rPr>
-          <w:rStyle w:val="af"/>
-          <w:i w:val="0"/>
-          <w:iCs w:val="0"/>
-          <w:sz w:val="28"/>
-          <w:szCs w:val="28"/>
-        </w:rPr>
-        <w:t>Студенты и научные сотрудники – для работы с открытыми данными в курсовых</w:t>
+        <w:lastRenderedPageBreak/>
+        <w:t>4. Студенты и научные сотрудники – для работы с открытыми данными в курсовых</w:t>
       </w:r>
       <w:r>
         <w:rPr>
@@ -476,37 +292,7 @@
           <w:sz w:val="28"/>
           <w:szCs w:val="28"/>
         </w:rPr>
-        <w:t>, дипломах и публикациях без риска раскрытия персональны</w:t>
-      </w:r>
-      <w:r>
-        <w:rPr>
-          <w:rStyle w:val="af"/>
-          <w:i w:val="0"/>
-          <w:iCs w:val="0"/>
-          <w:sz w:val="28"/>
-          <w:szCs w:val="28"/>
-        </w:rPr>
-        <w:t>х</w:t>
-      </w:r>
-      <w:r>
-        <w:rPr>
-          <w:rStyle w:val="af"/>
-          <w:i w:val="0"/>
-          <w:iCs w:val="0"/>
-          <w:sz w:val="28"/>
-          <w:szCs w:val="28"/>
-        </w:rPr>
-        <w:t xml:space="preserve"> данны</w:t>
-      </w:r>
-      <w:r>
-        <w:rPr>
-          <w:rStyle w:val="af"/>
-          <w:i w:val="0"/>
-          <w:iCs w:val="0"/>
-          <w:sz w:val="28"/>
-          <w:szCs w:val="28"/>
-        </w:rPr>
-        <w:t>х.</w:t>
+        <w:t>, дипломах и публикациях без риска раскрытия персональных данных.</w:t>
       </w:r>
     </w:p>
     <w:p>
@@ -528,18 +314,7 @@
           <w:sz w:val="28"/>
           <w:szCs w:val="28"/>
         </w:rPr>
-        <w:lastRenderedPageBreak/>
-        <w:t xml:space="preserve">5. </w:t>
-      </w:r>
-      <w:r>
-        <w:rPr>
-          <w:rStyle w:val="af"/>
-          <w:i w:val="0"/>
-          <w:iCs w:val="0"/>
-          <w:sz w:val="28"/>
-          <w:szCs w:val="28"/>
-        </w:rPr>
-        <w:t>Представители малого и среднего бизнеса – для самостоятельной подготовки отчётности и передачи данных контрагентам в обезличенном виде.</w:t>
+        <w:t>5. Представители малого и среднего бизнеса – для самостоятельной подготовки отчётности и передачи данных контрагентам в обезличенном виде.</w:t>
       </w:r>
     </w:p>
     <w:p>
@@ -547,8 +322,6 @@
         <w:ind w:firstLine="709"/>
         <w:rPr>
           <w:rStyle w:val="af"/>
-          <w:b/>
-          <w:bCs/>
           <w:i w:val="0"/>
           <w:iCs w:val="0"/>
           <w:sz w:val="28"/>
@@ -558,26 +331,12 @@
       <w:r>
         <w:rPr>
           <w:rStyle w:val="af"/>
-          <w:b/>
-          <w:bCs/>
-          <w:i w:val="0"/>
-          <w:iCs w:val="0"/>
-          <w:sz w:val="28"/>
-          <w:szCs w:val="28"/>
-        </w:rPr>
-        <w:t>Предполагаемые функциональные возможности</w:t>
-      </w:r>
-      <w:r>
-        <w:rPr>
-          <w:rStyle w:val="af"/>
-          <w:b/>
-          <w:bCs/>
-          <w:i w:val="0"/>
-          <w:iCs w:val="0"/>
-          <w:sz w:val="28"/>
-          <w:szCs w:val="28"/>
-        </w:rPr>
-        <w:t>:</w:t>
+          <w:i w:val="0"/>
+          <w:iCs w:val="0"/>
+          <w:sz w:val="28"/>
+          <w:szCs w:val="28"/>
+        </w:rPr>
+        <w:t>Предполагаемые функциональные возможности:</w:t>
       </w:r>
     </w:p>
     <w:p>
@@ -621,17 +380,7 @@
           <w:sz w:val="28"/>
           <w:szCs w:val="28"/>
         </w:rPr>
-        <w:t xml:space="preserve">1. </w:t>
-      </w:r>
-      <w:r>
-        <w:rPr>
-          <w:rStyle w:val="af"/>
-          <w:i w:val="0"/>
-          <w:iCs w:val="0"/>
-          <w:sz w:val="28"/>
-          <w:szCs w:val="28"/>
-        </w:rPr>
-        <w:t>Загрузка и валидация данных – поддержка форматов CSV, XLSX; автоматическая проверка структуры, кодировки и наличия пустых строк.</w:t>
+        <w:t>1. Загрузка и валидация данных – поддержка форматов CSV, XLSX; автоматическая проверка структуры, кодировки и наличия пустых строк.</w:t>
       </w:r>
     </w:p>
     <w:p>
@@ -653,57 +402,7 @@
           <w:sz w:val="28"/>
           <w:szCs w:val="28"/>
         </w:rPr>
-        <w:t xml:space="preserve">2. </w:t>
-      </w:r>
-      <w:r>
-        <w:rPr>
-          <w:rStyle w:val="af"/>
-          <w:i w:val="0"/>
-          <w:iCs w:val="0"/>
-          <w:sz w:val="28"/>
-          <w:szCs w:val="28"/>
-        </w:rPr>
-        <w:t xml:space="preserve">Автоматическое определение полей с </w:t>
-      </w:r>
-      <w:r>
-        <w:rPr>
-          <w:rStyle w:val="af"/>
-          <w:i w:val="0"/>
-          <w:iCs w:val="0"/>
-          <w:sz w:val="28"/>
-          <w:szCs w:val="28"/>
-        </w:rPr>
-        <w:t>персональными данными</w:t>
-      </w:r>
-      <w:r>
-        <w:rPr>
-          <w:rStyle w:val="af"/>
-          <w:i w:val="0"/>
-          <w:iCs w:val="0"/>
-          <w:sz w:val="28"/>
-          <w:szCs w:val="28"/>
-        </w:rPr>
-        <w:t xml:space="preserve"> –</w:t>
-      </w:r>
-      <w:r>
-        <w:rPr>
-          <w:rStyle w:val="af"/>
-          <w:i w:val="0"/>
-          <w:iCs w:val="0"/>
-          <w:sz w:val="28"/>
-          <w:szCs w:val="28"/>
-        </w:rPr>
-        <w:t xml:space="preserve"> </w:t>
-      </w:r>
-      <w:r>
-        <w:rPr>
-          <w:rStyle w:val="af"/>
-          <w:i w:val="0"/>
-          <w:iCs w:val="0"/>
-          <w:sz w:val="28"/>
-          <w:szCs w:val="28"/>
-        </w:rPr>
-        <w:t>анализ заголовков и содержимого столбцов (ФИО, email, телефон, адрес, паспортные данные и др.).</w:t>
+        <w:t>2. Автоматическое определение полей с персональными данными – анализ заголовков и содержимого столбцов (ФИО, email, телефон, адрес, паспортные данные и др.).</w:t>
       </w:r>
     </w:p>
     <w:p>
@@ -725,37 +424,7 @@
           <w:sz w:val="28"/>
           <w:szCs w:val="28"/>
         </w:rPr>
-        <w:t xml:space="preserve">3. </w:t>
-      </w:r>
-      <w:r>
-        <w:rPr>
-          <w:rStyle w:val="af"/>
-          <w:i w:val="0"/>
-          <w:iCs w:val="0"/>
-          <w:sz w:val="28"/>
-          <w:szCs w:val="28"/>
-        </w:rPr>
-        <w:t>Выбор методов анонимизации – пользователь может применять к каждому столбцу один из методов: маскирование, псевдонимизация, обобщение</w:t>
-      </w:r>
-      <w:r>
-        <w:rPr>
-          <w:rStyle w:val="af"/>
-          <w:i w:val="0"/>
-          <w:iCs w:val="0"/>
-          <w:sz w:val="28"/>
-          <w:szCs w:val="28"/>
-        </w:rPr>
-        <w:t xml:space="preserve">, </w:t>
-      </w:r>
-      <w:r>
-        <w:rPr>
-          <w:rStyle w:val="af"/>
-          <w:i w:val="0"/>
-          <w:iCs w:val="0"/>
-          <w:sz w:val="28"/>
-          <w:szCs w:val="28"/>
-        </w:rPr>
-        <w:t>добавление статистического шума, полное удаление.</w:t>
+        <w:t>3. Выбор методов анонимизации – пользователь может применять к каждому столбцу один из методов: маскирование, псевдонимизация, обобщение, добавление статистического шума, полное удаление.</w:t>
       </w:r>
     </w:p>
     <w:p>
@@ -777,17 +446,7 @@
           <w:sz w:val="28"/>
           <w:szCs w:val="28"/>
         </w:rPr>
-        <w:t xml:space="preserve">4. </w:t>
-      </w:r>
-      <w:r>
-        <w:rPr>
-          <w:rStyle w:val="af"/>
-          <w:i w:val="0"/>
-          <w:iCs w:val="0"/>
-          <w:sz w:val="28"/>
-          <w:szCs w:val="28"/>
-        </w:rPr>
-        <w:t>Предварительный просмотр – сравнение исходных и обработанных строк в табличном виде до применения изменений.</w:t>
+        <w:t>4. Предварительный просмотр – сравнение исходных и обработанных строк в табличном виде до применения изменений.</w:t>
       </w:r>
     </w:p>
     <w:p>
@@ -809,47 +468,7 @@
           <w:sz w:val="28"/>
           <w:szCs w:val="28"/>
         </w:rPr>
-        <w:t xml:space="preserve">5. </w:t>
-      </w:r>
-      <w:r>
-        <w:rPr>
-          <w:rStyle w:val="af"/>
-          <w:i w:val="0"/>
-          <w:iCs w:val="0"/>
-          <w:sz w:val="28"/>
-          <w:szCs w:val="28"/>
-        </w:rPr>
-        <w:t>Экспорт и аудит – скачивание анонимизированного файла в исходном формат</w:t>
-      </w:r>
-      <w:r>
-        <w:rPr>
-          <w:rStyle w:val="af"/>
-          <w:i w:val="0"/>
-          <w:iCs w:val="0"/>
-          <w:sz w:val="28"/>
-          <w:szCs w:val="28"/>
-        </w:rPr>
-        <w:t>е,</w:t>
-      </w:r>
-      <w:r>
-        <w:rPr>
-          <w:rStyle w:val="af"/>
-          <w:i w:val="0"/>
-          <w:iCs w:val="0"/>
-          <w:sz w:val="28"/>
-          <w:szCs w:val="28"/>
-        </w:rPr>
-        <w:t xml:space="preserve"> генерация краткого отчёта о применённых операциях</w:t>
-      </w:r>
-      <w:r>
-        <w:rPr>
-          <w:rStyle w:val="af"/>
-          <w:i w:val="0"/>
-          <w:iCs w:val="0"/>
-          <w:sz w:val="28"/>
-          <w:szCs w:val="28"/>
-        </w:rPr>
-        <w:t>.</w:t>
+        <w:t>5. Экспорт и аудит – скачивание анонимизированного файла в исходном формате, генерация краткого отчёта о применённых операциях.</w:t>
       </w:r>
     </w:p>
     <w:p>
@@ -871,17 +490,7 @@
           <w:sz w:val="28"/>
           <w:szCs w:val="28"/>
         </w:rPr>
-        <w:t xml:space="preserve">6. </w:t>
-      </w:r>
-      <w:r>
-        <w:rPr>
-          <w:rStyle w:val="af"/>
-          <w:i w:val="0"/>
-          <w:iCs w:val="0"/>
-          <w:sz w:val="28"/>
-          <w:szCs w:val="28"/>
-        </w:rPr>
-        <w:t>Клиентская и серверная логика – валидация ввода, обработка ошибок, индикация статуса загрузки/обработки, адаптивный интерфейс.</w:t>
+        <w:t>6. Клиентская и серверная логика – валидация ввода, обработка ошибок, индикация статуса загрузки/обработки, адаптивный интерфейс.</w:t>
       </w:r>
     </w:p>
     <w:p>
@@ -889,8 +498,6 @@
         <w:ind w:firstLine="709"/>
         <w:rPr>
           <w:rStyle w:val="af"/>
-          <w:b/>
-          <w:bCs/>
           <w:i w:val="0"/>
           <w:iCs w:val="0"/>
           <w:sz w:val="28"/>
@@ -900,26 +507,12 @@
       <w:r>
         <w:rPr>
           <w:rStyle w:val="af"/>
-          <w:b/>
-          <w:bCs/>
-          <w:i w:val="0"/>
-          <w:iCs w:val="0"/>
-          <w:sz w:val="28"/>
-          <w:szCs w:val="28"/>
-        </w:rPr>
-        <w:t>Используемые технологии (предварительно)</w:t>
-      </w:r>
-      <w:r>
-        <w:rPr>
-          <w:rStyle w:val="af"/>
-          <w:b/>
-          <w:bCs/>
-          <w:i w:val="0"/>
-          <w:iCs w:val="0"/>
-          <w:sz w:val="28"/>
-          <w:szCs w:val="28"/>
-        </w:rPr>
-        <w:t>:</w:t>
+          <w:i w:val="0"/>
+          <w:iCs w:val="0"/>
+          <w:sz w:val="28"/>
+          <w:szCs w:val="28"/>
+        </w:rPr>
+        <w:t>Используемые технологии (предварительно):</w:t>
       </w:r>
     </w:p>
     <w:p>
@@ -950,67 +543,7 @@
           <w:szCs w:val="28"/>
           <w:lang w:val="en-US"/>
         </w:rPr>
-        <w:t>Frontend</w:t>
-      </w:r>
-      <w:r>
-        <w:rPr>
-          <w:rStyle w:val="af"/>
-          <w:rFonts w:ascii="Times New Roman" w:hAnsi="Times New Roman" w:cs="Times New Roman"/>
-          <w:i w:val="0"/>
-          <w:iCs w:val="0"/>
-          <w:sz w:val="28"/>
-          <w:szCs w:val="28"/>
-          <w:lang w:val="en-US"/>
-        </w:rPr>
-        <w:t xml:space="preserve">: </w:t>
-      </w:r>
-      <w:r>
-        <w:rPr>
-          <w:rStyle w:val="af"/>
-          <w:rFonts w:ascii="Times New Roman" w:hAnsi="Times New Roman" w:cs="Times New Roman"/>
-          <w:i w:val="0"/>
-          <w:iCs w:val="0"/>
-          <w:sz w:val="28"/>
-          <w:szCs w:val="28"/>
-          <w:lang w:val="en-US"/>
-        </w:rPr>
-        <w:t>HTML5, CSS3</w:t>
-      </w:r>
-      <w:r>
-        <w:rPr>
-          <w:rStyle w:val="af"/>
-          <w:rFonts w:ascii="Times New Roman" w:hAnsi="Times New Roman" w:cs="Times New Roman"/>
-          <w:i w:val="0"/>
-          <w:iCs w:val="0"/>
-          <w:sz w:val="28"/>
-          <w:szCs w:val="28"/>
-          <w:lang w:val="en-US"/>
-        </w:rPr>
-        <w:t xml:space="preserve">, </w:t>
-      </w:r>
-      <w:r>
-        <w:rPr>
-          <w:rStyle w:val="af"/>
-          <w:rFonts w:ascii="Times New Roman" w:hAnsi="Times New Roman" w:cs="Times New Roman"/>
-          <w:i w:val="0"/>
-          <w:iCs w:val="0"/>
-          <w:sz w:val="28"/>
-          <w:szCs w:val="28"/>
-          <w:lang w:val="en-US"/>
-        </w:rPr>
-        <w:t>JavaScript (ES6+).</w:t>
-      </w:r>
-      <w:r>
-        <w:rPr>
-          <w:rStyle w:val="af"/>
-          <w:rFonts w:ascii="Times New Roman" w:hAnsi="Times New Roman" w:cs="Times New Roman"/>
-          <w:i w:val="0"/>
-          <w:iCs w:val="0"/>
-          <w:sz w:val="28"/>
-          <w:szCs w:val="28"/>
-          <w:lang w:val="en-US"/>
-        </w:rPr>
-        <w:t xml:space="preserve"> </w:t>
+        <w:t xml:space="preserve">Frontend: HTML5, CSS3, JavaScript (ES6+). </w:t>
       </w:r>
       <w:r>
         <w:rPr>
@@ -1122,19 +655,7 @@
           <w:szCs w:val="28"/>
           <w:lang w:val="en-US"/>
         </w:rPr>
-        <w:t>), Faker</w:t>
-      </w:r>
-      <w:r>
-        <w:rPr>
-          <w:rStyle w:val="af"/>
-          <w:rFonts w:ascii="Times New Roman" w:hAnsi="Times New Roman" w:cs="Times New Roman"/>
-          <w:i w:val="0"/>
-          <w:iCs w:val="0"/>
-          <w:sz w:val="28"/>
-          <w:szCs w:val="28"/>
-          <w:lang w:val="en-US"/>
-        </w:rPr>
-        <w:t>.</w:t>
+        <w:t>), Faker.</w:t>
       </w:r>
     </w:p>
     <w:p>
@@ -1164,29 +685,7 @@
           <w:sz w:val="28"/>
           <w:szCs w:val="28"/>
         </w:rPr>
-        <w:t>Хранение и логирование: локальная файловая система для временных сессий,</w:t>
-      </w:r>
-      <w:r>
-        <w:rPr>
-          <w:rStyle w:val="af"/>
-          <w:rFonts w:ascii="Times New Roman" w:hAnsi="Times New Roman" w:cs="Times New Roman"/>
-          <w:i w:val="0"/>
-          <w:iCs w:val="0"/>
-          <w:sz w:val="28"/>
-          <w:szCs w:val="28"/>
-        </w:rPr>
-        <w:t xml:space="preserve"> </w:t>
-      </w:r>
-      <w:r>
-        <w:rPr>
-          <w:rStyle w:val="af"/>
-          <w:rFonts w:ascii="Times New Roman" w:hAnsi="Times New Roman" w:cs="Times New Roman"/>
-          <w:i w:val="0"/>
-          <w:iCs w:val="0"/>
-          <w:sz w:val="28"/>
-          <w:szCs w:val="28"/>
-        </w:rPr>
-        <w:t>PostgreSQL для хранения метаданных операций.</w:t>
+        <w:t>Хранение и логирование: локальная файловая система для временных сессий, PostgreSQL для хранения метаданных операций.</w:t>
       </w:r>
     </w:p>
     <w:p>
@@ -1216,29 +715,8 @@
           <w:sz w:val="28"/>
           <w:szCs w:val="28"/>
         </w:rPr>
-        <w:t>Инструменты разработки: Git, Docker (контейнеризация), VS Code, Postman</w:t>
-      </w:r>
-      <w:r>
-        <w:rPr>
-          <w:rStyle w:val="af"/>
-          <w:rFonts w:ascii="Times New Roman" w:hAnsi="Times New Roman" w:cs="Times New Roman"/>
-          <w:i w:val="0"/>
-          <w:iCs w:val="0"/>
-          <w:sz w:val="28"/>
-          <w:szCs w:val="28"/>
-        </w:rPr>
-        <w:t xml:space="preserve"> </w:t>
-      </w:r>
-      <w:r>
-        <w:rPr>
-          <w:rStyle w:val="af"/>
-          <w:rFonts w:ascii="Times New Roman" w:hAnsi="Times New Roman" w:cs="Times New Roman"/>
-          <w:i w:val="0"/>
-          <w:iCs w:val="0"/>
-          <w:sz w:val="28"/>
-          <w:szCs w:val="28"/>
-        </w:rPr>
-        <w:t>(тестирование API).</w:t>
+        <w:lastRenderedPageBreak/>
+        <w:t>Инструменты разработки: Git, Docker (контейнеризация), VS Code, Postman (тестирование API).</w:t>
       </w:r>
     </w:p>
     <w:p>
@@ -1276,8 +754,6 @@
         <w:ind w:firstLine="709"/>
         <w:rPr>
           <w:rStyle w:val="af"/>
-          <w:b/>
-          <w:bCs/>
           <w:i w:val="0"/>
           <w:iCs w:val="0"/>
           <w:sz w:val="28"/>
@@ -1287,26 +763,12 @@
       <w:r>
         <w:rPr>
           <w:rStyle w:val="af"/>
-          <w:b/>
-          <w:bCs/>
-          <w:i w:val="0"/>
-          <w:iCs w:val="0"/>
-          <w:sz w:val="28"/>
-          <w:szCs w:val="28"/>
-        </w:rPr>
-        <w:t>Ожидаемый результат</w:t>
-      </w:r>
-      <w:r>
-        <w:rPr>
-          <w:rStyle w:val="af"/>
-          <w:b/>
-          <w:bCs/>
-          <w:i w:val="0"/>
-          <w:iCs w:val="0"/>
-          <w:sz w:val="28"/>
-          <w:szCs w:val="28"/>
-        </w:rPr>
-        <w:t>:</w:t>
+          <w:i w:val="0"/>
+          <w:iCs w:val="0"/>
+          <w:sz w:val="28"/>
+          <w:szCs w:val="28"/>
+        </w:rPr>
+        <w:t>Ожидаемый результат:</w:t>
       </w:r>
     </w:p>
     <w:p>
@@ -1328,7 +790,6 @@
           <w:sz w:val="28"/>
           <w:szCs w:val="28"/>
         </w:rPr>
-        <w:lastRenderedPageBreak/>
         <w:t>В ходе выполнения дипломно</w:t>
       </w:r>
       <w:r>
@@ -1369,94 +830,14 @@
           <w:sz w:val="28"/>
           <w:szCs w:val="28"/>
         </w:rPr>
-        <w:t xml:space="preserve"> будет разработан и протестирован рабочий веб</w:t>
-      </w:r>
-      <w:r>
-        <w:rPr>
-          <w:rStyle w:val="af"/>
-          <w:i w:val="0"/>
-          <w:iCs w:val="0"/>
-          <w:sz w:val="28"/>
-          <w:szCs w:val="28"/>
-        </w:rPr>
-        <w:t>–</w:t>
-      </w:r>
-      <w:r>
-        <w:rPr>
-          <w:rStyle w:val="af"/>
-          <w:i w:val="0"/>
-          <w:iCs w:val="0"/>
-          <w:sz w:val="28"/>
-          <w:szCs w:val="28"/>
-        </w:rPr>
-        <w:t>интерфейс, реализующий полный цикл анонимизации структурированных данных: от загрузки файла до экспорта обезличенного набора. Исходный код, инструкция по развёртыванию и пояснительная записка будут размещены в Git</w:t>
-      </w:r>
-      <w:r>
-        <w:rPr>
-          <w:rStyle w:val="af"/>
-          <w:i w:val="0"/>
-          <w:iCs w:val="0"/>
-          <w:sz w:val="28"/>
-          <w:szCs w:val="28"/>
-        </w:rPr>
-        <w:t>–</w:t>
-      </w:r>
-      <w:r>
-        <w:rPr>
-          <w:rStyle w:val="af"/>
-          <w:i w:val="0"/>
-          <w:iCs w:val="0"/>
-          <w:sz w:val="28"/>
-          <w:szCs w:val="28"/>
-        </w:rPr>
-        <w:t xml:space="preserve">репозитории. Проект послужит основой для дальнейшего развития: интеграции продвинутых методов приватности, автоматической проверки соответствия требованиям 152-ФЗ/GDPR, поддержки больших датасетов и корпоративного </w:t>
-      </w:r>
-      <w:r>
-        <w:rPr>
-          <w:rStyle w:val="af"/>
-          <w:i w:val="0"/>
-          <w:iCs w:val="0"/>
-          <w:sz w:val="28"/>
-          <w:szCs w:val="28"/>
-        </w:rPr>
-        <w:t>использования</w:t>
-      </w:r>
-      <w:r>
-        <w:rPr>
-          <w:rStyle w:val="af"/>
-          <w:i w:val="0"/>
-          <w:iCs w:val="0"/>
-          <w:sz w:val="28"/>
-          <w:szCs w:val="28"/>
-        </w:rPr>
-        <w:t>. Результаты могут быть использованы в учебных процессах, научных исследованиях и практической деятельности ИТ</w:t>
-      </w:r>
-      <w:r>
-        <w:rPr>
-          <w:rStyle w:val="af"/>
-          <w:i w:val="0"/>
-          <w:iCs w:val="0"/>
-          <w:sz w:val="28"/>
-          <w:szCs w:val="28"/>
-        </w:rPr>
-        <w:t>–</w:t>
-      </w:r>
-      <w:r>
-        <w:rPr>
-          <w:rStyle w:val="af"/>
-          <w:i w:val="0"/>
-          <w:iCs w:val="0"/>
-          <w:sz w:val="28"/>
-          <w:szCs w:val="28"/>
-        </w:rPr>
-        <w:t>подразделений.</w:t>
+        <w:t xml:space="preserve"> будет разработан и протестирован рабочий веб–интерфейс, реализующий полный цикл анонимизации структурированных данных: от загрузки файла до экспорта обезличенного набора. Исходный код, инструкция по развёртыванию и пояснительная записка будут размещены в Git–репозитории. Проект послужит основой для дальнейшего развития: интеграции продвинутых методов приватности, автоматической проверки соответствия требованиям 152-ФЗ/GDPR, поддержки больших датасетов и корпоративного использования. Результаты могут быть использованы в учебных процессах, научных исследованиях и практической деятельности ИТ–подразделений.</w:t>
       </w:r>
     </w:p>
     <w:sectPr>
       <w:footerReference w:type="default" r:id="rId8"/>
       <w:type w:val="continuous"/>
       <w:pgSz w:w="11909" w:h="16834"/>
-      <w:pgMar w:top="1134" w:right="567" w:bottom="1134" w:left="1134" w:header="720" w:footer="720" w:gutter="0"/>
+      <w:pgMar w:top="1134" w:right="567" w:bottom="1134" w:left="1701" w:header="720" w:footer="720" w:gutter="0"/>
       <w:cols w:space="720"/>
       <w:noEndnote/>
       <w:titlePg/>
